--- a/9.1.3.5-qauipsizdik/matinmen-zhumys-paragy-9.1.3.5-kz.docx
+++ b/9.1.3.5-qauipsizdik/matinmen-zhumys-paragy-9.1.3.5-kz.docx
@@ -273,7 +273,7 @@
           <w:sz w:val="22"/>
           <w:szCs w:val="22"/>
         </w:rPr>
-        <w:t xml:space="preserve">Мәтінді оқып, әр абзацтың жанындағы шаршыға белгі қойыңыз: ✓ — білемін, + — жаңа ақпарат, − — басқаша ойлаған едім, ? — түсінбедім / сұрағым бар.</w:t>
+        <w:t xml:space="preserve">Мәтінді оқып, әр абзацтың жанындағы шаршыға белгі қойыңыз: ✓ — білемін, ½ — жартылай білемін, + — жаңа ақпарат, − — басқаша ойлаған едім, ? — түсінбедім / сұрағым бар.</w:t>
       </w:r>
     </w:p>
     <w:tbl>
